--- a/publication/manuscripts/LLM4AE_rev1_clean_updated2.docx
+++ b/publication/manuscripts/LLM4AE_rev1_clean_updated2.docx
@@ -6329,462 +6329,27 @@
     </w:p>
     <w:p>
       <w:r>
-        <w:t>Next</w:t>
-      </w:r>
-      <w:r>
-        <w:t xml:space="preserve">, we conducted a detailed error analysis to characterize how the BERT model and the </w:t>
-      </w:r>
-      <w:r>
-        <w:t>few</w:t>
-      </w:r>
-      <w:r>
-        <w:t>-shot LLM differ in their failure modes. Using character-level span alignment between model outputs and human annotations, each predicted span was categorized as an exact match</w:t>
-      </w:r>
-      <w:r>
-        <w:t xml:space="preserve"> (M)</w:t>
-      </w:r>
-      <w:r>
-        <w:t xml:space="preserve">, boundary </w:t>
-      </w:r>
-      <w:r>
-        <w:t xml:space="preserve">and label </w:t>
-      </w:r>
-      <w:r>
-        <w:t>error (</w:t>
-      </w:r>
-      <w:r>
-        <w:t>C</w:t>
-      </w:r>
-      <w:r>
-        <w:t>)</w:t>
-      </w:r>
-      <w:r>
-        <w:t xml:space="preserve">, </w:t>
-      </w:r>
-      <w:r>
-        <w:t xml:space="preserve">overlapping a </w:t>
-      </w:r>
-      <w:r>
-        <w:t>reference</w:t>
-      </w:r>
-      <w:r>
-        <w:t xml:space="preserve"> span but with mismatched start and/or end positions</w:t>
-      </w:r>
-      <w:r>
-        <w:t>, or</w:t>
-      </w:r>
-      <w:r>
-        <w:t xml:space="preserve"> with a different label), or hallucination (</w:t>
-      </w:r>
-      <w:r>
-        <w:t xml:space="preserve">S, </w:t>
-      </w:r>
-      <w:r>
-        <w:t xml:space="preserve">no overlap with any </w:t>
-      </w:r>
-      <w:r>
-        <w:t>reference</w:t>
-      </w:r>
-      <w:r>
-        <w:t xml:space="preserve"> entity). </w:t>
-      </w:r>
-      <w:r>
-        <w:t>Reference</w:t>
-      </w:r>
-      <w:r>
-        <w:t xml:space="preserve"> entities with no overlapping prediction were counted as misses</w:t>
-      </w:r>
-      <w:r>
-        <w:t xml:space="preserve"> (N)</w:t>
-      </w:r>
-      <w:r>
-        <w:t xml:space="preserve">. </w:t>
+        <w:t>Next, we conducted a detailed error analysis on the complete FAERS benchmark corpus (N = 829 reports) to characterize how the supervised BERT model and the few-shot LLM differ in their failure modes. Using character-level span alignment between model predictions and curated reference annotations across all 17 clinical concept categories, each predicted entity was categorized as an exact match (M), coverage error (C, overlapping a reference span but with mismatched start/end boundaries or a conflated category label), or spurious prediction / hallucination (S, non-overlapping span with no corresponding reference entity). Unpredicted reference entities were counted as misses (N).</w:t>
       </w:r>
     </w:p>
     <w:p>
       <w:r>
-        <w:rPr>
-          <w:b/>
-          <w:bCs/>
-        </w:rPr>
-        <w:t>Figure 5a</w:t>
-      </w:r>
-      <w:r>
-        <w:t xml:space="preserve"> shows that BERT produces more exact matches and fewer boundary and hallucination errors than the LLM. For BERT, 46.1% of spans are exact matches (3845), compared with 35.4% (3379) for the LLM. The LLM</w:t>
-      </w:r>
-      <w:r>
-        <w:t>, in contrast,</w:t>
-      </w:r>
-      <w:r>
-        <w:t xml:space="preserve"> has more coverage errors (25.5% vs 20.3%; 2434 vs 1698 spans), where a predicted span overlaps the </w:t>
-      </w:r>
-      <w:r>
-        <w:t>reference</w:t>
-      </w:r>
-      <w:r>
-        <w:t xml:space="preserve"> </w:t>
-      </w:r>
-      <w:r>
-        <w:t>span</w:t>
-      </w:r>
-      <w:r>
-        <w:t xml:space="preserve"> but has the wrong boundaries or label. It also produces more spurious spans (24.4% vs 15.8%; 2326 vs 1319), reflecting hallucinated </w:t>
-      </w:r>
-      <w:r>
-        <w:t xml:space="preserve">(or potentially human missed) </w:t>
-      </w:r>
-      <w:r>
-        <w:t xml:space="preserve">entities with no corresponding </w:t>
-      </w:r>
-      <w:r>
-        <w:t>human annotations</w:t>
-      </w:r>
-      <w:r>
-        <w:t>.</w:t>
-      </w:r>
-      <w:r>
-        <w:t xml:space="preserve"> </w:t>
-      </w:r>
-      <w:r>
-        <w:t xml:space="preserve">Missed spans (N) show the opposite pattern: BERT has a slightly higher proportion of misses than the LLM (17.8% vs 14.7%; 1487 vs 1405). This difference is modest and is consistent with the recall gap between the two models in </w:t>
-      </w:r>
-      <w:r>
-        <w:rPr>
-          <w:b/>
-          <w:bCs/>
-        </w:rPr>
-        <w:t>Figure 4</w:t>
-      </w:r>
-      <w:r>
-        <w:t>, while the much larger excess of coverage and spurious errors for the LLM reflects its tendency to over-segment or hallucinate entities rather than leaving spans unannotated.</w:t>
+        <w:t>Figure 5a shows that BERT produces substantially more exact matches and fewer boundary, conflation, and hallucination errors than the LLM across the full FAERS benchmark corpus (N = 829 reports). For BERT, 58.0% of spans are exact matches (26,891), compared with 31.6% (17,396) for the LLM. The LLM, in contrast, exhibits more than double the proportion of coverage errors (29.7% vs 14.0%; 16,358 vs 6,485 spans), where a predicted span overlaps the reference span but has inaccurate boundaries or conflated labels. The LLM also produces significantly more spurious spans (25.7% vs 15.5%; 14,185 vs 7,195), reflecting hallucinated entities or over-segmentation. Missed spans (N) show comparable proportions between both paradigms (13.0% vs 12.5%; 7,156 vs 5,793 spans), which is consistent with the recall patterns observed in Figure 4, while the much larger excess of coverage and spurious errors for the LLM reflects its tendency to over-segment or hallucinate entities rather than leaving spans unannotated.</w:t>
       </w:r>
     </w:p>
     <w:p>
       <w:r>
-        <w:t>The top confusion pairs for both systems (</w:t>
-      </w:r>
-      <w:r>
-        <w:rPr>
-          <w:b/>
-          <w:bCs/>
-        </w:rPr>
-        <w:t>Figure 5b and 5c</w:t>
-      </w:r>
-      <w:r>
-        <w:t>) show that mistakes cluster in closely related label types rather than being spread out randomly. For BERT, the most common error is diagnostic</w:t>
-      </w:r>
-      <w:r>
-        <w:t>s</w:t>
-      </w:r>
-      <w:r>
-        <w:t xml:space="preserve"> predicted as medical history (</w:t>
-      </w:r>
-      <w:r>
-        <w:t>i.e., DX</w:t>
-      </w:r>
-      <w:r>
-        <w:t>→</w:t>
-      </w:r>
-      <w:r>
-        <w:t xml:space="preserve">MHX), followed by AE→MHX and AE→LAB, which often occurs when chronic conditions and new symptoms are described next to each other in the text. Smaller but still notable errors include </w:t>
-      </w:r>
-      <w:r>
-        <w:t>di</w:t>
-      </w:r>
-      <w:r>
-        <w:t>a</w:t>
-      </w:r>
-      <w:r>
-        <w:t xml:space="preserve">gnostics </w:t>
-      </w:r>
-      <w:r>
-        <w:t xml:space="preserve">predicted as drugs and vice versa (i.e., </w:t>
-      </w:r>
-      <w:r>
-        <w:t>DX↔DRUG</w:t>
-      </w:r>
-      <w:r>
-        <w:t>)</w:t>
-      </w:r>
-      <w:r>
-        <w:t xml:space="preserve"> </w:t>
-      </w:r>
-      <w:r>
-        <w:t>and LAB↔AE, usually when disease names or lab results are written in a symptom-like way.</w:t>
-      </w:r>
-      <w:r>
-        <w:t xml:space="preserve"> </w:t>
-      </w:r>
-      <w:r>
-        <w:t>The LLM shows a similar but more diffuse pattern. Its largest errors are DX→DRUG, DX→MHX, and DX→AE, along with frequent LAB→AE and AE↔LAB/MHX confusions. Overall, both models have the most trouble where clinical categories are conceptually similar, but the LLM spreads its mistakes across more label pairs, while BERT’s errors are concentrated in a smaller set of related pairs.</w:t>
+        <w:t>The top confusion pairs for both systems (Figure 5b and 5c) demonstrate that errors cluster within clinically related concept types rather than dispersing randomly. For BERT, misclassifications primarily involve context-dependent clinical boundaries, notably medical history conflated with therapeutic indications (MHx → Indication: 345), adverse events confused with laboratory findings (AE → Lab: 191), and bidirectional medical history versus AE boundary ambiguities (MHx → AE: 172; AE → MHx: 168), typically occurring when chronic comorbidities and acute symptoms are documented within the same sentence. For the LLM, the single largest error mode is the misclassification of concomitant medications as primary suspect drugs (cDrug → sDrug: 2,737), followed by treatment interventions labeled as suspect drugs (Treatment → sDrug: 847). Additional prominent LLM confusions include medical history categorized as current diagnoses (MHx → Dx: 364) or adverse events (MHx → AE: 342), laboratory values labeled as dosages (Lab → Dose: 328), and laboratory findings classified as adverse events (Lab → AE: 230). While BERT errors are concentrated in a tight set of adjacent clinical categories, the LLM exhibits widespread role conflation across pharmacological and historical categories.</w:t>
       </w:r>
     </w:p>
     <w:p>
       <w:r>
-        <w:t xml:space="preserve">We observed a low performance </w:t>
-      </w:r>
-      <w:r>
-        <w:t>in</w:t>
-      </w:r>
-      <w:r>
-        <w:t xml:space="preserve"> annotat</w:t>
-      </w:r>
-      <w:r>
-        <w:t>ing</w:t>
-      </w:r>
-      <w:r>
-        <w:t xml:space="preserve"> DX in both algorithms</w:t>
-      </w:r>
-      <w:r>
-        <w:t xml:space="preserve">, particularly </w:t>
-      </w:r>
-      <w:r>
-        <w:t xml:space="preserve">in the </w:t>
-      </w:r>
-      <w:r>
-        <w:t>LLM approach</w:t>
-      </w:r>
-      <w:r>
-        <w:t xml:space="preserve">. </w:t>
-      </w:r>
-      <w:r>
-        <w:t>We applied w</w:t>
-      </w:r>
-      <w:r>
-        <w:t xml:space="preserve">ord-cloud visualizations </w:t>
-      </w:r>
-      <w:r>
-        <w:t xml:space="preserve">on two LLM misclassification </w:t>
-      </w:r>
-      <w:r>
-        <w:t>categories (DX</w:t>
-      </w:r>
-      <w:r>
-        <w:t>→</w:t>
-      </w:r>
-      <w:r>
-        <w:t>DRUG and DX</w:t>
-      </w:r>
-      <w:r>
-        <w:t>→</w:t>
-      </w:r>
-      <w:r>
-        <w:t xml:space="preserve">MHX) to </w:t>
-      </w:r>
-      <w:r>
-        <w:t>further clarify these patterns at the term level. For DX spans that misclassified as DRUG (</w:t>
-      </w:r>
-      <w:r>
-        <w:rPr>
-          <w:b/>
-          <w:bCs/>
-        </w:rPr>
-        <w:t>Figure 5d</w:t>
-      </w:r>
-      <w:r>
-        <w:t xml:space="preserve">), the most prominent tokens were medication names such as </w:t>
-      </w:r>
-      <w:r>
-        <w:rPr>
-          <w:i/>
-          <w:iCs/>
-        </w:rPr>
-        <w:t>isoniazid</w:t>
-      </w:r>
-      <w:r>
-        <w:t xml:space="preserve">, </w:t>
-      </w:r>
-      <w:r>
-        <w:t>while this</w:t>
-      </w:r>
-      <w:r>
-        <w:t xml:space="preserve"> drug name appear</w:t>
-      </w:r>
-      <w:r>
-        <w:t>ed</w:t>
-      </w:r>
-      <w:r>
-        <w:t xml:space="preserve"> </w:t>
-      </w:r>
-      <w:r>
-        <w:t xml:space="preserve">inside </w:t>
-      </w:r>
-      <w:r>
-        <w:t xml:space="preserve">a complex phrase </w:t>
-      </w:r>
-      <w:r>
-        <w:t xml:space="preserve">(e.g., “isoniazid-induced hepatitis”), the LLM often </w:t>
-      </w:r>
-      <w:r>
-        <w:t xml:space="preserve">annotated them separately </w:t>
-      </w:r>
-      <w:r>
-        <w:t xml:space="preserve">as a </w:t>
-      </w:r>
-      <w:r>
-        <w:lastRenderedPageBreak/>
-        <w:t>drug entity</w:t>
-      </w:r>
-      <w:r>
-        <w:t xml:space="preserve"> (</w:t>
-      </w:r>
-      <w:r>
-        <w:t xml:space="preserve">i.e., </w:t>
-      </w:r>
-      <w:r>
-        <w:rPr>
-          <w:i/>
-        </w:rPr>
-        <w:t>isoniazid</w:t>
-      </w:r>
-      <w:r>
-        <w:t xml:space="preserve">) and </w:t>
-      </w:r>
-      <w:r>
-        <w:t xml:space="preserve">diagnostics (i.e., </w:t>
-      </w:r>
-      <w:r>
-        <w:rPr>
-          <w:i/>
-        </w:rPr>
-        <w:t>hepatitis</w:t>
-      </w:r>
-      <w:r>
-        <w:t>)</w:t>
-      </w:r>
-      <w:r>
-        <w:t xml:space="preserve">, which </w:t>
-      </w:r>
-      <w:r>
-        <w:t>resulted as</w:t>
-      </w:r>
-      <w:r>
-        <w:t xml:space="preserve"> </w:t>
-      </w:r>
-      <w:r>
-        <w:t>error C (boundary and label error)</w:t>
-      </w:r>
-      <w:r>
-        <w:t xml:space="preserve">. In contrast, DX spans </w:t>
-      </w:r>
-      <w:r>
-        <w:t xml:space="preserve">that </w:t>
-      </w:r>
-      <w:r>
-        <w:t>misclassified as MHX (</w:t>
-      </w:r>
-      <w:r>
-        <w:rPr>
-          <w:b/>
-          <w:bCs/>
-        </w:rPr>
-        <w:t>Figure 5e</w:t>
-      </w:r>
-      <w:r>
-        <w:t>) were dominated by common chronic conditions and comorbidities</w:t>
-      </w:r>
-      <w:r>
-        <w:t xml:space="preserve"> </w:t>
-      </w:r>
-      <w:r>
-        <w:t>including</w:t>
-      </w:r>
-      <w:r>
-        <w:t xml:space="preserve"> </w:t>
-      </w:r>
-      <w:r>
-        <w:rPr>
-          <w:i/>
-          <w:iCs/>
-        </w:rPr>
-        <w:t>migraine</w:t>
-      </w:r>
-      <w:r>
-        <w:t xml:space="preserve">, </w:t>
-      </w:r>
-      <w:r>
-        <w:rPr>
-          <w:i/>
-          <w:iCs/>
-        </w:rPr>
-        <w:t>hypertension</w:t>
-      </w:r>
-      <w:r>
-        <w:t xml:space="preserve">, </w:t>
-      </w:r>
-      <w:r>
-        <w:rPr>
-          <w:i/>
-          <w:iCs/>
-        </w:rPr>
-        <w:t>rheumatoid arthritis</w:t>
-      </w:r>
-      <w:r>
-        <w:t xml:space="preserve">, </w:t>
-      </w:r>
-      <w:r>
-        <w:rPr>
-          <w:i/>
-          <w:iCs/>
-        </w:rPr>
-        <w:t>osteoporosis</w:t>
-      </w:r>
-      <w:r>
-        <w:t xml:space="preserve">, </w:t>
-      </w:r>
-      <w:r>
-        <w:rPr>
-          <w:i/>
-          <w:iCs/>
-        </w:rPr>
-        <w:t>depression</w:t>
-      </w:r>
-      <w:r>
-        <w:t>, and hematologic malignancies</w:t>
-      </w:r>
-      <w:r>
-        <w:t>. This appears to</w:t>
-      </w:r>
-      <w:r>
-        <w:t xml:space="preserve"> </w:t>
-      </w:r>
-      <w:r>
-        <w:t xml:space="preserve">suggest a systematic </w:t>
-      </w:r>
-      <w:r>
-        <w:t xml:space="preserve">LLM </w:t>
-      </w:r>
-      <w:r>
-        <w:t xml:space="preserve">bias to treat frequently encountered disease terms as background medical history rather than current diagnoses. </w:t>
+        <w:t>We applied word-cloud visualizations on the primary LLM misclassification categories to clarify these failure modes at the entity level. For concomitant and treatment spans misclassified as suspect drug (sDrug) by the LLM (Figure 5d), the most prominent tokens were common co-administered medications and supportive therapies, including methylprednisolone, methotrexate, prednisone, esomeprazole, folic acid, and dexamethasone. When multiple therapeutic agents appeared in complex clinical narratives, the few-shot LLM frequently assigned the primary sDrug label indiscriminately across all mentioned medications rather than recognizing their secondary concomitant or supportive roles. In contrast, clinical spans exhibiting medical history and diagnosis/AE confusions (Figure 5e) were dominated by prevalent chronic conditions and comorbidities, such as hypertension, myelodysplastic syndrome, pneumonia, rheumatoid arthritis, osteoporosis, and recurrent infections. This reflects a systematic tendency of the LLM to conflate chronological baseline disease history with active acute adverse event episodes.</w:t>
       </w:r>
     </w:p>
     <w:p>
       <w:r>
-        <w:t xml:space="preserve">Overall, </w:t>
-      </w:r>
-      <w:r>
-        <w:t>t</w:t>
-      </w:r>
-      <w:r>
-        <w:t xml:space="preserve">he LLM’s </w:t>
-      </w:r>
-      <w:r>
-        <w:t>few</w:t>
-      </w:r>
-      <w:r>
-        <w:t xml:space="preserve">-shot annotations are prone to hallucinated spans, boundary drift, and broader label confusion, which lowers precision and complicates direct use without additional filtering. </w:t>
-      </w:r>
-      <w:r>
-        <w:t>BERT</w:t>
-      </w:r>
-      <w:r>
-        <w:t xml:space="preserve">, while more schema-consistent and conservative in its predictions, still struggles with fine-grained segmentation </w:t>
-      </w:r>
-      <w:r>
-        <w:t>of status</w:t>
-      </w:r>
-      <w:r>
-        <w:t xml:space="preserve"> expressions, leading primarily to partial matches and missed entities. </w:t>
+        <w:t>Overall, the few-shot LLM annotations are prone to spurious span hallucinations, boundary drift, and broad drug role conflation (cDrug/Treatment → sDrug), which substantially depresses precision and necessitates extensive post-processing for downstream pharmacovigilance pipelines. Supervised BERT models, while strictly preserving schema conformity and entity boundaries, require targeted contextual features to resolve fine-grained distinctions between baseline medical history, therapeutic indications, and acute adverse event manifestations.</w:t>
       </w:r>
     </w:p>
     <w:p/>
@@ -6797,7 +6362,7 @@
           <w:noProof/>
         </w:rPr>
         <w:drawing>
-          <wp:inline distT="0" distB="0" distL="0" distR="0" wp14:anchorId="4069F0A4" wp14:editId="46659E1F">
+          <wp:inline distT="0" distB="0" distL="0" distR="0" wp14:anchorId="5210EEBB" wp14:editId="163E92B8">
             <wp:extent cx="5943600" cy="5033010"/>
             <wp:effectExtent l="0" t="0" r="0" b="0"/>
             <wp:docPr id="1005109684" name="Picture 3"/>

--- a/publication/manuscripts/LLM4AE_rev1_clean_updated2.docx
+++ b/publication/manuscripts/LLM4AE_rev1_clean_updated2.docx
@@ -5464,7 +5464,7 @@
         </w:rPr>
         <w:lastRenderedPageBreak/>
         <w:drawing>
-          <wp:inline distT="0" distB="0" distL="0" distR="0" wp14:anchorId="229BBBF4" wp14:editId="3827B76F">
+          <wp:inline distT="0" distB="0" distL="0" distR="0" wp14:anchorId="229BBBF4" wp14:editId="47D36EA2">
             <wp:extent cx="5932170" cy="4008120"/>
             <wp:effectExtent l="0" t="0" r="0" b="0"/>
             <wp:docPr id="1843461867" name="Picture 2"/>
@@ -6245,7 +6245,7 @@
           <w:noProof/>
         </w:rPr>
         <w:drawing>
-          <wp:inline distT="0" distB="0" distL="0" distR="0" wp14:anchorId="2A31942A" wp14:editId="436FEEC4">
+          <wp:inline distT="0" distB="0" distL="0" distR="0" wp14:anchorId="2A31942A" wp14:editId="208C778F">
             <wp:extent cx="5937885" cy="2573020"/>
             <wp:effectExtent l="0" t="0" r="5715" b="0"/>
             <wp:docPr id="1721116522" name="Picture 2"/>
@@ -6329,27 +6329,297 @@
     </w:p>
     <w:p>
       <w:r>
-        <w:t>Next, we conducted a detailed error analysis on the complete FAERS benchmark corpus (N = 829 reports) to characterize how the supervised BERT model and the few-shot LLM differ in their failure modes. Using character-level span alignment between model predictions and curated reference annotations across all 17 clinical concept categories, each predicted entity was categorized as an exact match (M), coverage error (C, overlapping a reference span but with mismatched start/end boundaries or a conflated category label), or spurious prediction / hallucination (S, non-overlapping span with no corresponding reference entity). Unpredicted reference entities were counted as misses (N).</w:t>
+        <w:t xml:space="preserve">Next, we conducted a detailed error analysis on the FAERS </w:t>
+      </w:r>
+      <w:r>
+        <w:rPr>
+          <w:rFonts w:hint="eastAsia"/>
+          <w:lang w:eastAsia="zh-CN"/>
+        </w:rPr>
+        <w:t>dataset</w:t>
+      </w:r>
+      <w:r>
+        <w:t xml:space="preserve"> to characterize how the BERT and the LLM differ in their failure modes. </w:t>
+      </w:r>
+      <w:r>
+        <w:rPr>
+          <w:b/>
+          <w:bCs/>
+        </w:rPr>
+        <w:t>Figure 5a</w:t>
+      </w:r>
+      <w:r>
+        <w:t xml:space="preserve"> shows that BERT produces more exact matches</w:t>
+      </w:r>
+      <w:r>
+        <w:rPr>
+          <w:rFonts w:hint="eastAsia"/>
+          <w:lang w:eastAsia="zh-CN"/>
+        </w:rPr>
+        <w:t>,</w:t>
+      </w:r>
+      <w:r>
+        <w:t xml:space="preserve"> and fewer conflation and </w:t>
+      </w:r>
+      <w:r>
+        <w:rPr>
+          <w:rFonts w:hint="eastAsia"/>
+          <w:lang w:eastAsia="zh-CN"/>
+        </w:rPr>
+        <w:t>spurious</w:t>
+      </w:r>
+      <w:r>
+        <w:t xml:space="preserve"> errors than the LLM. For BERT, 58.0% of spans are exact matches (26,891), compared with 31.6% (17,396) for the LLM. The LLM, in contrast, exhibits more than double the proportion of coverage errors (29.7% vs 14.0%; 16,358 vs 6,485 spans). The LLM also produces significantly more spurious spans (25.7% vs 15.5%; 14,185 vs 7,195), reflecting </w:t>
+      </w:r>
+      <w:r>
+        <w:rPr>
+          <w:rFonts w:hint="eastAsia"/>
+          <w:lang w:eastAsia="zh-CN"/>
+        </w:rPr>
+        <w:t>non-overlapped</w:t>
+      </w:r>
+      <w:r>
+        <w:t xml:space="preserve"> entities </w:t>
+      </w:r>
+      <w:r>
+        <w:rPr>
+          <w:rFonts w:hint="eastAsia"/>
+          <w:lang w:eastAsia="zh-CN"/>
+        </w:rPr>
+        <w:t>reported by human SME</w:t>
+      </w:r>
+      <w:r>
+        <w:t xml:space="preserve">. Missed spans (N) show comparable proportions between both paradigms (13.0% vs 12.5%; 7,156 vs 5,793 spans), which is consistent with the recall patterns observed in </w:t>
+      </w:r>
+      <w:r>
+        <w:rPr>
+          <w:b/>
+          <w:bCs/>
+        </w:rPr>
+        <w:t>Figure 4</w:t>
+      </w:r>
+      <w:r>
+        <w:t>, while the much larger excess of coverage and spurious errors for the LLM reflects its tendency to over-segment entities rather than leaving spans unannotated.</w:t>
       </w:r>
     </w:p>
     <w:p>
       <w:r>
-        <w:t>Figure 5a shows that BERT produces substantially more exact matches and fewer boundary, conflation, and hallucination errors than the LLM across the full FAERS benchmark corpus (N = 829 reports). For BERT, 58.0% of spans are exact matches (26,891), compared with 31.6% (17,396) for the LLM. The LLM, in contrast, exhibits more than double the proportion of coverage errors (29.7% vs 14.0%; 16,358 vs 6,485 spans), where a predicted span overlaps the reference span but has inaccurate boundaries or conflated labels. The LLM also produces significantly more spurious spans (25.7% vs 15.5%; 14,185 vs 7,195), reflecting hallucinated entities or over-segmentation. Missed spans (N) show comparable proportions between both paradigms (13.0% vs 12.5%; 7,156 vs 5,793 spans), which is consistent with the recall patterns observed in Figure 4, while the much larger excess of coverage and spurious errors for the LLM reflects its tendency to over-segment or hallucinate entities rather than leaving spans unannotated.</w:t>
+        <w:t>The top confusion pairs for both systems (Figure 5b and 5c) demonstrate that errors cluster within clinically related concept types rather than dispersing randomly. For BERT, misclassifications primarily involve context-dependent clinical boundaries, notably medical history conflated with therapeutic indications (MHx → Indication: 345), adverse events confused with laboratory findings (AE → Lab: 191), and bidirectional medical history versus AE boundary ambiguities (MHx → AE: 172; AE → MHx: 168), typically occurring when chronic comorbidities and acute symptoms are documented within the same sentence. For the LLM, the single largest error mode is the misclassification of concomitant medications as primary suspect drugs (cDrug → sDrug: 2,737), followed by treatment interventions labeled as suspect drugs (Treatment → sDrug: 847). Additional prominent LLM confusions include medical history categorized as current diagnoses (MHx → Dx: 364) or adverse events (MHx → AE: 342), laboratory values labeled as dosages (Lab → Dose: 328), and laboratory findings classified as adverse events (Lab → AE: 230). While BERT errors are concentrated in a tight set of adjacent clinical categories, the LLM exhibits widespread role conflation across pharmacological and historical categories.</w:t>
       </w:r>
     </w:p>
     <w:p>
       <w:r>
-        <w:t>The top confusion pairs for both systems (Figure 5b and 5c) demonstrate that errors cluster within clinically related concept types rather than dispersing randomly. For BERT, misclassifications primarily involve context-dependent clinical boundaries, notably medical history conflated with therapeutic indications (MHx → Indication: 345), adverse events confused with laboratory findings (AE → Lab: 191), and bidirectional medical history versus AE boundary ambiguities (MHx → AE: 172; AE → MHx: 168), typically occurring when chronic comorbidities and acute symptoms are documented within the same sentence. For the LLM, the single largest error mode is the misclassification of concomitant medications as primary suspect drugs (cDrug → sDrug: 2,737), followed by treatment interventions labeled as suspect drugs (Treatment → sDrug: 847). Additional prominent LLM confusions include medical history categorized as current diagnoses (MHx → Dx: 364) or adverse events (MHx → AE: 342), laboratory values labeled as dosages (Lab → Dose: 328), and laboratory findings classified as adverse events (Lab → AE: 230). While BERT errors are concentrated in a tight set of adjacent clinical categories, the LLM exhibits widespread role conflation across pharmacological and historical categories.</w:t>
+        <w:t>For the LLM, the single largest error mode is the misclassification of concomitant medications as primary suspect drugs (</w:t>
+      </w:r>
+      <w:proofErr w:type="spellStart"/>
+      <w:r>
+        <w:t>cDrug</w:t>
+      </w:r>
+      <w:proofErr w:type="spellEnd"/>
+      <w:r>
+        <w:t xml:space="preserve"> </w:t>
+      </w:r>
+      <w:r>
+        <w:rPr>
+          <w:rFonts w:hint="eastAsia"/>
+          <w:lang w:eastAsia="zh-CN"/>
+        </w:rPr>
+        <w:t>to</w:t>
+      </w:r>
+      <w:r>
+        <w:t xml:space="preserve"> </w:t>
+      </w:r>
+      <w:proofErr w:type="spellStart"/>
+      <w:r>
+        <w:t>sDrug</w:t>
+      </w:r>
+      <w:proofErr w:type="spellEnd"/>
+      <w:r>
+        <w:t xml:space="preserve">: 2,737), followed by treatment interventions labeled as suspect drugs (Treatment </w:t>
+      </w:r>
+      <w:r>
+        <w:rPr>
+          <w:rFonts w:hint="eastAsia"/>
+          <w:lang w:eastAsia="zh-CN"/>
+        </w:rPr>
+        <w:t>to</w:t>
+      </w:r>
+      <w:r>
+        <w:t xml:space="preserve"> sDrug: 847). Additional prominent LLM confusions include medical history categorized as current diagnoses (MHx </w:t>
+      </w:r>
+      <w:r>
+        <w:rPr>
+          <w:rFonts w:hint="eastAsia"/>
+          <w:lang w:eastAsia="zh-CN"/>
+        </w:rPr>
+        <w:t>to</w:t>
+      </w:r>
+      <w:r>
+        <w:t xml:space="preserve"> Dx: 364) or adverse events (MHx </w:t>
+      </w:r>
+      <w:r>
+        <w:rPr>
+          <w:rFonts w:hint="eastAsia"/>
+          <w:lang w:eastAsia="zh-CN"/>
+        </w:rPr>
+        <w:t>to</w:t>
+      </w:r>
+      <w:r>
+        <w:t xml:space="preserve"> AE: 342), laboratory values labeled as dosages (Lab </w:t>
+      </w:r>
+      <w:r>
+        <w:rPr>
+          <w:rFonts w:hint="eastAsia"/>
+          <w:lang w:eastAsia="zh-CN"/>
+        </w:rPr>
+        <w:t>to</w:t>
+      </w:r>
+      <w:r>
+        <w:t xml:space="preserve"> Dose: 328), and laboratory findings classified as adverse events (Lab </w:t>
+      </w:r>
+      <w:r>
+        <w:rPr>
+          <w:rFonts w:hint="eastAsia"/>
+          <w:lang w:eastAsia="zh-CN"/>
+        </w:rPr>
+        <w:t>to</w:t>
+      </w:r>
+      <w:r>
+        <w:t xml:space="preserve"> AE: 230). While BERT errors are concentrated in a tight set of adjacent clinical categories, the LLM exhibits widespread role conflation across pharmacological and historical categories.</w:t>
       </w:r>
     </w:p>
     <w:p>
       <w:r>
-        <w:t>We applied word-cloud visualizations on the primary LLM misclassification categories to clarify these failure modes at the entity level. For concomitant and treatment spans misclassified as suspect drug (sDrug) by the LLM (Figure 5d), the most prominent tokens were common co-administered medications and supportive therapies, including methylprednisolone, methotrexate, prednisone, esomeprazole, folic acid, and dexamethasone. When multiple therapeutic agents appeared in complex clinical narratives, the few-shot LLM frequently assigned the primary sDrug label indiscriminately across all mentioned medications rather than recognizing their secondary concomitant or supportive roles. In contrast, clinical spans exhibiting medical history and diagnosis/AE confusions (Figure 5e) were dominated by prevalent chronic conditions and comorbidities, such as hypertension, myelodysplastic syndrome, pneumonia, rheumatoid arthritis, osteoporosis, and recurrent infections. This reflects a systematic tendency of the LLM to conflate chronological baseline disease history with active acute adverse event episodes.</w:t>
+        <w:t>We applied word-cloud visualizations on the primary LLM misclassification categories to clarify these failure modes at the entity level. For concomitant and treatment spans misclassified as suspect drug (sDrug) by the LLM (</w:t>
+      </w:r>
+      <w:r>
+        <w:rPr>
+          <w:b/>
+          <w:bCs/>
+        </w:rPr>
+        <w:t>Figure 5d</w:t>
+      </w:r>
+      <w:r>
+        <w:t>), the most prominent tokens were common co-administered medications and supportive therapies, including methylprednisolone, methotrexate, prednisone, esomeprazole, folic acid, and dexamethasone. In contrast, clinical spans exhibiting medical history and diagnosis/AE confusions (</w:t>
+      </w:r>
+      <w:r>
+        <w:rPr>
+          <w:b/>
+          <w:bCs/>
+        </w:rPr>
+        <w:t>Figure 5e</w:t>
+      </w:r>
+      <w:r>
+        <w:t>) were dominated by prevalent chronic conditions and comorbidities, such as hypertension, myelodysplastic syndrome, pneumonia, rheumatoid arthritis, osteoporosis, and recurrent infections.</w:t>
       </w:r>
     </w:p>
     <w:p>
-      <w:r>
-        <w:t>Overall, the few-shot LLM annotations are prone to spurious span hallucinations, boundary drift, and broad drug role conflation (cDrug/Treatment → sDrug), which substantially depresses precision and necessitates extensive post-processing for downstream pharmacovigilance pipelines. Supervised BERT models, while strictly preserving schema conformity and entity boundaries, require targeted contextual features to resolve fine-grained distinctions between baseline medical history, therapeutic indications, and acute adverse event manifestations.</w:t>
+      <w:pPr>
+        <w:rPr>
+          <w:rFonts w:hint="eastAsia"/>
+          <w:lang w:eastAsia="zh-CN"/>
+        </w:rPr>
+      </w:pPr>
+      <w:r>
+        <w:lastRenderedPageBreak/>
+        <w:t xml:space="preserve">Overall, the few-shot LLM annotations are prone to spurious </w:t>
+      </w:r>
+      <w:r>
+        <w:rPr>
+          <w:rFonts w:hint="eastAsia"/>
+          <w:lang w:eastAsia="zh-CN"/>
+        </w:rPr>
+        <w:t>predictions</w:t>
+      </w:r>
+      <w:r>
+        <w:t>, boundary drift, and drug role conflation (</w:t>
+      </w:r>
+      <w:proofErr w:type="spellStart"/>
+      <w:r>
+        <w:t>cDrug</w:t>
+      </w:r>
+      <w:proofErr w:type="spellEnd"/>
+      <w:r>
+        <w:t xml:space="preserve">/Treatment → </w:t>
+      </w:r>
+      <w:proofErr w:type="spellStart"/>
+      <w:r>
+        <w:t>sDrug</w:t>
+      </w:r>
+      <w:proofErr w:type="spellEnd"/>
+      <w:r>
+        <w:t xml:space="preserve">). </w:t>
+      </w:r>
+      <w:r>
+        <w:rPr>
+          <w:rFonts w:hint="eastAsia"/>
+          <w:lang w:eastAsia="zh-CN"/>
+        </w:rPr>
+        <w:t xml:space="preserve">However, LLM is better to annotate uncommon categories like </w:t>
+      </w:r>
+      <w:proofErr w:type="spellStart"/>
+      <w:r>
+        <w:rPr>
+          <w:rFonts w:hint="eastAsia"/>
+          <w:lang w:eastAsia="zh-CN"/>
+        </w:rPr>
+        <w:t>oDrug</w:t>
+      </w:r>
+      <w:proofErr w:type="spellEnd"/>
+      <w:r>
+        <w:rPr>
+          <w:rFonts w:hint="eastAsia"/>
+          <w:lang w:eastAsia="zh-CN"/>
+        </w:rPr>
+        <w:t xml:space="preserve">, </w:t>
+      </w:r>
+      <w:proofErr w:type="spellStart"/>
+      <w:r>
+        <w:rPr>
+          <w:rFonts w:hint="eastAsia"/>
+          <w:lang w:eastAsia="zh-CN"/>
+        </w:rPr>
+        <w:t>mAE</w:t>
+      </w:r>
+      <w:proofErr w:type="spellEnd"/>
+      <w:r>
+        <w:rPr>
+          <w:rFonts w:hint="eastAsia"/>
+          <w:lang w:eastAsia="zh-CN"/>
+        </w:rPr>
+        <w:t xml:space="preserve">, RO and </w:t>
+      </w:r>
+      <w:proofErr w:type="spellStart"/>
+      <w:r>
+        <w:rPr>
+          <w:rFonts w:hint="eastAsia"/>
+          <w:lang w:eastAsia="zh-CN"/>
+        </w:rPr>
+        <w:t>CoD</w:t>
+      </w:r>
+      <w:proofErr w:type="spellEnd"/>
+      <w:r>
+        <w:rPr>
+          <w:rFonts w:hint="eastAsia"/>
+          <w:lang w:eastAsia="zh-CN"/>
+        </w:rPr>
+        <w:t xml:space="preserve"> by conflation through inaccurate boundary or mislabeled category, therefore retrieved higher adapted ADE-Eval F1 in these uncommon categories (</w:t>
+      </w:r>
+      <w:r>
+        <w:rPr>
+          <w:rFonts w:hint="eastAsia"/>
+          <w:b/>
+          <w:bCs/>
+          <w:lang w:eastAsia="zh-CN"/>
+        </w:rPr>
+        <w:t>Figure 4</w:t>
+      </w:r>
+      <w:r>
+        <w:rPr>
+          <w:rFonts w:hint="eastAsia"/>
+          <w:lang w:eastAsia="zh-CN"/>
+        </w:rPr>
+        <w:t xml:space="preserve">). </w:t>
       </w:r>
     </w:p>
     <w:p/>
@@ -6362,7 +6632,7 @@
           <w:noProof/>
         </w:rPr>
         <w:drawing>
-          <wp:inline distT="0" distB="0" distL="0" distR="0" wp14:anchorId="5210EEBB" wp14:editId="163E92B8">
+          <wp:inline distT="0" distB="0" distL="0" distR="0" wp14:anchorId="5210EEBB" wp14:editId="3ACB33BC">
             <wp:extent cx="5943600" cy="5033010"/>
             <wp:effectExtent l="0" t="0" r="0" b="0"/>
             <wp:docPr id="1005109684" name="Picture 3"/>
@@ -6415,8 +6685,8 @@
       <w:pPr>
         <w:spacing w:line="240" w:lineRule="auto"/>
         <w:rPr>
-          <w:sz w:val="20"/>
-          <w:szCs w:val="20"/>
+          <w:sz w:val="16"/>
+          <w:szCs w:val="16"/>
         </w:rPr>
       </w:pPr>
       <w:r>
@@ -6433,6 +6703,7 @@
         <w:pStyle w:val="Heading2"/>
       </w:pPr>
       <w:r>
+        <w:lastRenderedPageBreak/>
         <w:t>3.5 VAER</w:t>
       </w:r>
       <w:r>
@@ -6447,15 +6718,77 @@
     </w:p>
     <w:p>
       <w:r>
-        <w:t>To evaluate cross-domain generalization beyond drug-related ICSRs, we benchmarked the systems on the public VAERS vaccine adverse event corpus (N = 1,000 narratives). As reported in Table 4 and Figure 6, BioBERT fine-tuned via 10-fold cross-validation achieved a strict exact-match F1 of 0.6594 ± 0.0196 (0.7848 ± 0.0127 Adapted F1). In contrast, the zero-shot/1-shot LLaMA 4 baseline achieved a strict F1 of 0.2364 and adapted F1 of 0.4766. Category-level analysis (Figure 6a) confirmed strong supervised encoder advantages across treatments (TX: 0.74 vs 0.54), vaccines (VAX: 0.72 vs 0.63), diagnoses (DX: 0.52 vs 0.35), patient status (STATUS: 0.59 vs 0.04), symptoms (SYM: 0.43 vs 0.16), and laboratory findings (LAB: 0.44 vs 0.10). Error anatomy (Figure 6b–d) revealed that LLM errors on VAERS were driven by high spurious entity predictions (29.1% vs 5.2% for BERT) and prominent SYM ↔ DX and RO misclassifications.</w:t>
+        <w:t xml:space="preserve">To evaluate cross-domain generalization beyond </w:t>
+      </w:r>
+      <w:r>
+        <w:rPr>
+          <w:rFonts w:hint="eastAsia"/>
+          <w:lang w:eastAsia="zh-CN"/>
+        </w:rPr>
+        <w:t>FAERS dataset</w:t>
+      </w:r>
+      <w:r>
+        <w:t xml:space="preserve">, we </w:t>
+      </w:r>
+      <w:r>
+        <w:rPr>
+          <w:rFonts w:hint="eastAsia"/>
+          <w:lang w:eastAsia="zh-CN"/>
+        </w:rPr>
+        <w:t xml:space="preserve">further </w:t>
+      </w:r>
+      <w:proofErr w:type="gramStart"/>
+      <w:r>
+        <w:rPr>
+          <w:rFonts w:hint="eastAsia"/>
+          <w:lang w:eastAsia="zh-CN"/>
+        </w:rPr>
+        <w:t xml:space="preserve">analyzed </w:t>
+      </w:r>
+      <w:r>
+        <w:t xml:space="preserve"> the</w:t>
+      </w:r>
+      <w:proofErr w:type="gramEnd"/>
+      <w:r>
+        <w:t xml:space="preserve"> public VAERS corpus (N = 1,000 narratives). As reported in </w:t>
+      </w:r>
+      <w:r>
+        <w:rPr>
+          <w:b/>
+          <w:bCs/>
+        </w:rPr>
+        <w:t>Table 4</w:t>
+      </w:r>
+      <w:r>
+        <w:t xml:space="preserve">, BioBERT fine-tuned via 10-fold cross-validation achieved a strict exact-match F1 of 0.6594 (0.7848 Adapted </w:t>
+      </w:r>
+      <w:r>
+        <w:rPr>
+          <w:rFonts w:hint="eastAsia"/>
+          <w:lang w:eastAsia="zh-CN"/>
+        </w:rPr>
+        <w:t xml:space="preserve">ADE-Eval </w:t>
+      </w:r>
+      <w:r>
+        <w:t xml:space="preserve">F1). In contrast, the zero-shot/1-shot LLaMA 4 baseline achieved a strict F1 of 0.2364 and adapted </w:t>
+      </w:r>
+      <w:r>
+        <w:rPr>
+          <w:rFonts w:hint="eastAsia"/>
+          <w:lang w:eastAsia="zh-CN"/>
+        </w:rPr>
+        <w:t xml:space="preserve">ADE-Eval </w:t>
+      </w:r>
+      <w:r>
+        <w:t xml:space="preserve">F1 of 0.4766. </w:t>
       </w:r>
     </w:p>
     <w:p/>
     <w:p>
       <w:pPr>
         <w:rPr>
-          <w:sz w:val="20"/>
-          <w:szCs w:val="20"/>
+          <w:sz w:val="16"/>
+          <w:szCs w:val="16"/>
         </w:rPr>
       </w:pPr>
       <w:r>
@@ -6752,27 +7085,7 @@
     <w:p/>
     <w:p>
       <w:r>
-        <w:t>Category-level analysis (</w:t>
-      </w:r>
-      <w:r>
-        <w:rPr>
-          <w:b/>
-          <w:bCs/>
-        </w:rPr>
-        <w:t>Figure 6a</w:t>
-      </w:r>
-      <w:r>
-        <w:t>) confirmed strong supervised encoder advantages across treatments (TX: 0.74 vs 0.54), vaccines (VAX: 0.72 vs 0.63), diagnoses (DX: 0.52 vs 0.35), patient status (STATUS: 0.59 vs 0.04), symptoms (SYM: 0.43 vs 0.16), and laboratory findings (LAB: 0.44 vs 0.10). Error anatomy (</w:t>
-      </w:r>
-      <w:r>
-        <w:rPr>
-          <w:b/>
-          <w:bCs/>
-        </w:rPr>
-        <w:t>Figure 6b–d</w:t>
-      </w:r>
-      <w:r>
-        <w:t>) revealed that LLM errors on VAERS were driven by high spurious entity predictions (29.1% vs 5.2% for BERT) and prominent SYM ↔ DX and RO misclassifications.</w:t>
+        <w:t>Category-level analysis (Figure 6a) confirmed strong supervised encoder advantages across treatments (TX: 0.79 vs 0.54), vaccines (VAX: 0.77 vs 0.65), patient status (STATUS: 0.67 vs 0.04), laboratory findings (LAB: 0.51 vs 0.11), medical history (HX: 0.50 vs 0.22), diagnoses (DX: 0.49 vs 0.29), symptoms (SYM: 0.46 vs 0.15), and rule-out expressions (RO: 0.23 vs 0.10), yielding an overall exact-match F1 of 0.56 vs 0.30. Error anatomy (Figure 6b–d) on the complete VAERS corpus (N = 1,000 reports) revealed that BERT achieved more than double the proportion of exact matches (42.2% vs 19.6%; 20,892 vs 10,938 spans), while LLM errors were driven by high spurious hallucinations (27.2% vs 17.9%; 15,174 vs 8,842 spans) and extensive misses (41.4% vs 30.8%; 23,123 vs 15,230 spans). Confusion breakdowns demonstrated that both paradigms exhibited prominent SYM ↔ DX boundary and conceptual conflations (SYM → DX: 3,988 for BERT; DX → SYM: 4,213 and SYM → DX: 4,211 for LLM).</w:t>
       </w:r>
     </w:p>
     <w:p/>
@@ -6783,7 +7096,7 @@
         </w:rPr>
         <w:lastRenderedPageBreak/>
         <w:drawing>
-          <wp:inline distT="0" distB="0" distL="0" distR="0" wp14:anchorId="7F29C378" wp14:editId="29ABFF15">
+          <wp:inline distT="0" distB="0" distL="0" distR="0" wp14:anchorId="7F29C378" wp14:editId="5FB8420F">
             <wp:extent cx="5932170" cy="4251960"/>
             <wp:effectExtent l="0" t="0" r="0" b="0"/>
             <wp:docPr id="33667654" name="Picture 4"/>
@@ -6840,7 +7153,7 @@
         </w:rPr>
       </w:pPr>
       <w:r>
-        <w:t>Figure 6. Cross-Domain Annotation Benchmark and Error Anatomy on the VAERS Vaccine Dataset. (a) Per-category performance across all 8 VAERS entity classes and overall micro-average for BERT (Blue) vs. LLM (Pink-Coral), showing F1 bars and precision/recall trajectories. (b) M/C/S/N error distribution for BERT vs. LLM on VAERS test narratives. (c) BERT top label misclassifications (X-axis: 0–660). (d) LLM top label misclassifications (X-axis: 0–660, aligned with panel c).</w:t>
+        <w:t>Figure 6. Cross-Domain Annotation Benchmark and Error Anatomy on the Full VAERS Vaccine Safety Corpus (N = 1,000 Reports). (a) Per-category performance across all 8 VAERS entity classes and overall micro-average for BERT (Blue) vs. LLM (Pink-Coral), showing F1 bars and precision/recall trajectories. (b) M/C/S/N error distribution for BERT vs. LLM across the complete corpus. (c) BERT top label misclassifications (X-axis: 0–4,600). (d) LLM top label misclassifications (X-axis: 0–4,600, aligned with panel c).</w:t>
       </w:r>
     </w:p>
     <w:p/>

--- a/publication/manuscripts/LLM4AE_rev1_clean_updated2.docx
+++ b/publication/manuscripts/LLM4AE_rev1_clean_updated2.docx
@@ -7085,7 +7085,7 @@
     <w:p/>
     <w:p>
       <w:r>
-        <w:t>Category-level analysis (Figure 6a) confirmed strong supervised encoder advantages across treatments (TX: 0.79 vs 0.54), vaccines (VAX: 0.77 vs 0.65), patient status (STATUS: 0.67 vs 0.04), laboratory findings (LAB: 0.51 vs 0.11), medical history (HX: 0.50 vs 0.22), diagnoses (DX: 0.49 vs 0.29), symptoms (SYM: 0.46 vs 0.15), and rule-out expressions (RO: 0.23 vs 0.10), yielding an overall exact-match F1 of 0.56 vs 0.30. Error anatomy (Figure 6b–d) on the complete VAERS corpus (N = 1,000 reports) revealed that BERT achieved more than double the proportion of exact matches (42.2% vs 19.6%; 20,892 vs 10,938 spans), while LLM errors were driven by high spurious hallucinations (27.2% vs 17.9%; 15,174 vs 8,842 spans) and extensive misses (41.4% vs 30.8%; 23,123 vs 15,230 spans). Confusion breakdowns demonstrated that both paradigms exhibited prominent SYM ↔ DX boundary and conceptual conflations (SYM → DX: 3,988 for BERT; DX → SYM: 4,213 and SYM → DX: 4,211 for LLM).</w:t>
+        <w:t>Category-level analysis (Figure 6a) across all 14 clinical and contextual concept categories confirmed strong supervised encoder advantages across vaccines (VAX: 0.86 vs 0.60), treatments (Tx: 0.84 vs 0.40), patient status (STATUS: 0.71 vs 0.30), medical history (MHx: 0.75 vs 0.24), confirmed adverse event diagnoses (sDx: 0.69 vs 0.08), provisional diagnoses (pDx: 0.62 vs 0.07), symptoms (SYM: 0.63 vs 0.22), laboratory findings (Lab: 0.59 vs 0.16), and family history (FHx: 0.35 vs 0.10). Error anatomy (Figure 6b–d) on the complete VAERS corpus (N = 1,000 reports) revealed that BioBERT achieved a high proportion of exact matches (57.7% vs 13.7%; 15,068 vs 10,154 spans), while LLM few-shot predictions suffered from high spurious hallucinations (45.2% vs 18.6%; 33,421 vs 4,846 spans) and extensive missed entities (30.7% vs 17.1%; 22,711 vs 4,459 spans). Confusion breakdowns (Figure 6c &amp; 6d) demonstrated that both models experienced diagnostic granularity conflations (sDx → DX: 4,902 for BERT, 3,116 for LLM; and SYM → DX: 2,782 for BERT, 2,999 for LLM).</w:t>
       </w:r>
     </w:p>
     <w:p/>
@@ -7153,7 +7153,7 @@
         </w:rPr>
       </w:pPr>
       <w:r>
-        <w:t>Figure 6. Cross-Domain Annotation Benchmark and Error Anatomy on the Full VAERS Vaccine Safety Corpus (N = 1,000 Reports). (a) Per-category performance across all 8 VAERS entity classes and overall micro-average for BERT (Blue) vs. LLM (Pink-Coral), showing F1 bars and precision/recall trajectories. (b) M/C/S/N error distribution for BERT vs. LLM across the complete corpus. (c) BERT top label misclassifications (X-axis: 0–4,600). (d) LLM top label misclassifications (X-axis: 0–4,600, aligned with panel c).</w:t>
+        <w:t>Figure 6. Cross-Domain Annotation Benchmark and Error Anatomy on the Full VAERS Vaccine Safety Corpus Across 14 Concept Categories (N = 1,000 Reports). (a) Per-category performance across all 14 clinical and contextual concept categories and overall micro-average for BioBERT (Blue) vs. LLaMA 4 (Pink-Coral), showing F1 bars and precision/recall trajectories. (b) M/C/S/N error distribution for BioBERT vs. LLaMA 4 across the complete corpus. (c) BioBERT top label misclassifications (X-axis: 0–5,400). (d) LLaMA 4 top label misclassifications (X-axis: 0–5,400, aligned with panel c).</w:t>
       </w:r>
     </w:p>
     <w:p/>

--- a/publication/manuscripts/LLM4AE_rev1_clean_updated2.docx
+++ b/publication/manuscripts/LLM4AE_rev1_clean_updated2.docx
@@ -6718,69 +6718,7 @@
     </w:p>
     <w:p>
       <w:r>
-        <w:t xml:space="preserve">To evaluate cross-domain generalization beyond </w:t>
-      </w:r>
-      <w:r>
-        <w:rPr>
-          <w:rFonts w:hint="eastAsia"/>
-          <w:lang w:eastAsia="zh-CN"/>
-        </w:rPr>
-        <w:t>FAERS dataset</w:t>
-      </w:r>
-      <w:r>
-        <w:t xml:space="preserve">, we </w:t>
-      </w:r>
-      <w:r>
-        <w:rPr>
-          <w:rFonts w:hint="eastAsia"/>
-          <w:lang w:eastAsia="zh-CN"/>
-        </w:rPr>
-        <w:t xml:space="preserve">further </w:t>
-      </w:r>
-      <w:proofErr w:type="gramStart"/>
-      <w:r>
-        <w:rPr>
-          <w:rFonts w:hint="eastAsia"/>
-          <w:lang w:eastAsia="zh-CN"/>
-        </w:rPr>
-        <w:t xml:space="preserve">analyzed </w:t>
-      </w:r>
-      <w:r>
-        <w:t xml:space="preserve"> the</w:t>
-      </w:r>
-      <w:proofErr w:type="gramEnd"/>
-      <w:r>
-        <w:t xml:space="preserve"> public VAERS corpus (N = 1,000 narratives). As reported in </w:t>
-      </w:r>
-      <w:r>
-        <w:rPr>
-          <w:b/>
-          <w:bCs/>
-        </w:rPr>
-        <w:t>Table 4</w:t>
-      </w:r>
-      <w:r>
-        <w:t xml:space="preserve">, BioBERT fine-tuned via 10-fold cross-validation achieved a strict exact-match F1 of 0.6594 (0.7848 Adapted </w:t>
-      </w:r>
-      <w:r>
-        <w:rPr>
-          <w:rFonts w:hint="eastAsia"/>
-          <w:lang w:eastAsia="zh-CN"/>
-        </w:rPr>
-        <w:t xml:space="preserve">ADE-Eval </w:t>
-      </w:r>
-      <w:r>
-        <w:t xml:space="preserve">F1). In contrast, the zero-shot/1-shot LLaMA 4 baseline achieved a strict F1 of 0.2364 and adapted </w:t>
-      </w:r>
-      <w:r>
-        <w:rPr>
-          <w:rFonts w:hint="eastAsia"/>
-          <w:lang w:eastAsia="zh-CN"/>
-        </w:rPr>
-        <w:t xml:space="preserve">ADE-Eval </w:t>
-      </w:r>
-      <w:r>
-        <w:t xml:space="preserve">F1 of 0.4766. </w:t>
+        <w:t>To evaluate cross-domain generalization beyond the FAERS dataset, we further analyzed the public VAERS corpus (N = 1,000 narratives). As reported in Table 4, BioBERT fine-tuned via 10-fold cross-validation achieved a strict exact-match F1 of 0.6594 ± 0.0196 (0.7848 ± 0.0127 Adapted ADE-Eval F1). In contrast, the 1-shot LLaMA 4 baseline evaluated under the official 11-category annotation guidance achieved a strict F1 of 0.2797 and an adapted ADE-Eval F1 of 0.5113 (with 0.6714 Precision and 0.4129 Recall).</w:t>
       </w:r>
     </w:p>
     <w:p/>
@@ -7047,7 +6985,7 @@
                 <w:color w:val="222222"/>
                 <w:sz w:val="16"/>
               </w:rPr>
-              <w:t>0.2364</w:t>
+              <w:t>0.2797</w:t>
             </w:r>
           </w:p>
         </w:tc>
@@ -7076,7 +7014,7 @@
                 <w:color w:val="222222"/>
                 <w:sz w:val="16"/>
               </w:rPr>
-              <w:t>0.4766</w:t>
+              <w:t>0.5113</w:t>
             </w:r>
           </w:p>
         </w:tc>
@@ -7085,7 +7023,7 @@
     <w:p/>
     <w:p>
       <w:r>
-        <w:t>Category-level analysis (Figure 6a) across all 14 clinical and contextual concept categories confirmed strong supervised encoder advantages across vaccines (VAX: 0.86 vs 0.60), treatments (Tx: 0.84 vs 0.40), patient status (STATUS: 0.71 vs 0.30), medical history (MHx: 0.75 vs 0.24), confirmed adverse event diagnoses (sDx: 0.69 vs 0.08), provisional diagnoses (pDx: 0.62 vs 0.07), symptoms (SYM: 0.63 vs 0.22), laboratory findings (Lab: 0.59 vs 0.16), and family history (FHx: 0.35 vs 0.10). Error anatomy (Figure 6b–d) on the complete VAERS corpus (N = 1,000 reports) revealed that BioBERT achieved a high proportion of exact matches (57.7% vs 13.7%; 15,068 vs 10,154 spans), while LLM few-shot predictions suffered from high spurious hallucinations (45.2% vs 18.6%; 33,421 vs 4,846 spans) and extensive missed entities (30.7% vs 17.1%; 22,711 vs 4,459 spans). Confusion breakdowns (Figure 6c &amp; 6d) demonstrated that both models experienced diagnostic granularity conflations (sDx → DX: 4,902 for BERT, 3,116 for LLM; and SYM → DX: 2,782 for BERT, 2,999 for LLM).</w:t>
+        <w:t>Category-level analysis (Figure 6a) across all 11 clinical concept categories confirmed strong supervised encoder advantages across vaccines (VAX: 0.92 vs 0.77), treatments (TX: 0.89 vs 0.73), patient clinical status (STATUS: 0.83 vs 0.60), medical history (MHx: 0.83 vs 0.51), primary diagnoses (pDx: 0.66 vs 0.59), adverse-event symptoms (SYM: 0.77 vs 0.41), laboratory findings (Lab: 0.72 vs 0.47), and family history (FHx: 0.48 vs 0.45). Notably, few-shot LLaMA 4 successfully identified rare specialized categories unmodeled by the encoder, including cause of death (CoD: 0.50 F1; P = 0.67) and rule-out diagnoses (RO: 0.33 F1), while confirmed secondary diagnoses presented the steepest generalization gap (sDx: 0.77 vs 0.19). Error anatomy (Figure 6b) on the complete VAERS corpus (N = 1,000 reports) revealed that BioBERT achieved a high proportion of exact matches (56.0% vs 21.3%; 29,984 vs 12,026 spans) and low coverage errors (6.9% vs 13.7%; 3,679 vs 7,762 spans). Importantly, aligning the prompt to the official 11-category guideline substantially reduced LLaMA 4 hallucinations by 52.8% (spurious spans decreased from 33,421 down to 15,782; 27.9% vs 20.5% for BioBERT), while missed entities accounted for 37.0% (20,902 spans) versus 16.6% (8,875 spans) for BioBERT. Confusion breakdowns (Figure 6c &amp; 6d) demonstrated that the primary error mode for both models was distinguishing secondary diagnoses from adverse symptoms (sDx → SYM: 2,174 for BioBERT; 8,295 for LLaMA 4), alongside reciprocal symptom-to-diagnosis shifts (SYM → sDx: 921 for BioBERT; 1,320 for LLaMA 4) and symptom conflation with medical history (SYM → MHx: 908 for LLaMA 4) and lab findings (SYM → Lab: 647 for BioBERT; 906 for LLaMA 4).</w:t>
       </w:r>
     </w:p>
     <w:p/>
@@ -7153,7 +7091,7 @@
         </w:rPr>
       </w:pPr>
       <w:r>
-        <w:t>Figure 6. Cross-Domain Annotation Benchmark and Error Anatomy on the Full VAERS Vaccine Safety Corpus Across 14 Concept Categories (N = 1,000 Reports). (a) Per-category performance across all 14 clinical and contextual concept categories and overall micro-average for BioBERT (Blue) vs. LLaMA 4 (Pink-Coral), showing F1 bars and precision/recall trajectories. (b) M/C/S/N error distribution for BioBERT vs. LLaMA 4 across the complete corpus. (c) BioBERT top label misclassifications (X-axis: 0–5,400). (d) LLaMA 4 top label misclassifications (X-axis: 0–5,400, aligned with panel c).</w:t>
+        <w:t>Figure 6. Cross-Domain Annotation Benchmark and Error Anatomy on the Full VAERS Vaccine Safety Corpus Across 11 Concept Categories (N = 1,000 Reports). (a) Per-category performance across all 11 clinical concept categories and overall micro-average for BioBERT (Blue) vs. LLaMA 4 (Pink-Coral), showing F1 bars and precision/recall trajectories. (b) M/C/S/N error distribution for BioBERT vs. LLaMA 4 across the complete corpus. (c) BioBERT top label misclassifications (X-axis: 0–9,500). (d) LLaMA 4 top label misclassifications (X-axis: 0–9,500, aligned with panel c).</w:t>
       </w:r>
     </w:p>
     <w:p/>
@@ -7932,7 +7870,7 @@
     </w:p>
     <w:p>
       <w:r>
-        <w:t>To rigorously verify neural network optimization stability, we conducted 5 independent training runs using random initialization seeds (42, 123, 456, 789, 1011) across both FAERS 4-fold LOO (20 total model runs, 17 categories) and VAERS 10-fold CV (50 total model runs, 14 categories). As summarized in Table 6, cross-seed variance was exceptionally low across both datasets. On FAERS, strict F1 averaged 0.5685 ± 0.0080 (0.7463 ± 0.0076 Adapted F1) across the 5 seeds. On VAERS, strict F1 averaged 0.6595 ± 0.0015 (0.7882 ± 0.0022 Adapted F1) across the 5 seeds. These findings confirm that supervised BioBERT convergence is remarkably robust to stochastic weight initialization, with between-series clinical diversity accounting for substantially greater performance variance than random initialization.</w:t>
+        <w:t>To rigorously verify neural network optimization stability, we conducted 5 independent training runs using random initialization seeds (42, 123, 456, 789, 1011) across both FAERS 4-fold LOO (20 total model runs, 17 categories) and VAERS 10-fold CV (50 total model runs). As summarized in Table 6, cross-seed variance was exceptionally low across both datasets. On FAERS, strict F1 averaged 0.5685 ± 0.0080 (0.7463 ± 0.0076 Adapted F1) across the 5 seeds. On VAERS, strict F1 averaged 0.6595 ± 0.0015 (0.7882 ± 0.0022 Adapted F1) across the 5 seeds. These findings confirm that supervised BioBERT convergence is remarkably robust to stochastic weight initialization, with between-series clinical diversity accounting for substantially greater performance variance than random initialization.</w:t>
       </w:r>
     </w:p>
     <w:p>

--- a/publication/manuscripts/LLM4AE_rev1_clean_updated2.docx
+++ b/publication/manuscripts/LLM4AE_rev1_clean_updated2.docx
@@ -6718,7 +6718,7 @@
     </w:p>
     <w:p>
       <w:r>
-        <w:t>To evaluate cross-domain generalization beyond the FAERS dataset, we further analyzed the public VAERS corpus (N = 1,000 narratives). As reported in Table 4, BioBERT fine-tuned via 10-fold cross-validation achieved a strict exact-match F1 of 0.6594 ± 0.0196 (0.7848 ± 0.0127 Adapted ADE-Eval F1). In contrast, the 1-shot LLaMA 4 baseline evaluated under the official 11-category annotation guidance achieved a strict F1 of 0.2797 and an adapted ADE-Eval F1 of 0.5113 (with 0.6714 Precision and 0.4129 Recall).</w:t>
+        <w:t>To evaluate cross-domain generalization beyond the FAERS dataset, we further analyzed the public VAERS corpus (N = 1,000 narratives). As reported in Table 4, BioBERT fine-tuned via 10-fold cross-validation achieved a strict exact-match F1 of 0.7015 ± 0.0174 (0.8370 ± 0.0095 Adapted ADE-Eval F1). In contrast, the 1-shot LLaMA 4 baseline evaluated under the official 11-category annotation guidance achieved a strict F1 of 0.3383 and an adapted ADE-Eval F1 of 0.6400 (with 0.6691 Precision and 0.6134 Recall).</w:t>
       </w:r>
     </w:p>
     <w:p/>
@@ -6896,7 +6896,7 @@
                 <w:color w:val="222222"/>
                 <w:sz w:val="16"/>
               </w:rPr>
-              <w:t>0.6594 ± 0.0196</w:t>
+              <w:t>0.7015 ± 0.0174</w:t>
             </w:r>
           </w:p>
         </w:tc>
@@ -6925,7 +6925,7 @@
                 <w:color w:val="222222"/>
                 <w:sz w:val="16"/>
               </w:rPr>
-              <w:t>0.7848 ± 0.0127</w:t>
+              <w:t>0.8370 ± 0.0095</w:t>
             </w:r>
           </w:p>
         </w:tc>
@@ -6985,7 +6985,7 @@
                 <w:color w:val="222222"/>
                 <w:sz w:val="16"/>
               </w:rPr>
-              <w:t>0.2797</w:t>
+              <w:t>0.3383</w:t>
             </w:r>
           </w:p>
         </w:tc>
@@ -7014,7 +7014,7 @@
                 <w:color w:val="222222"/>
                 <w:sz w:val="16"/>
               </w:rPr>
-              <w:t>0.5113</w:t>
+              <w:t>0.6400</w:t>
             </w:r>
           </w:p>
         </w:tc>
@@ -7023,7 +7023,7 @@
     <w:p/>
     <w:p>
       <w:r>
-        <w:t>Category-level analysis (Figure 6a) across all 11 clinical concept categories confirmed strong supervised encoder advantages across vaccines (VAX: 0.92 vs 0.77), treatments (TX: 0.89 vs 0.73), patient clinical status (STATUS: 0.83 vs 0.60), medical history (MHx: 0.83 vs 0.51), primary diagnoses (pDx: 0.66 vs 0.59), adverse-event symptoms (SYM: 0.77 vs 0.41), laboratory findings (Lab: 0.72 vs 0.47), and family history (FHx: 0.48 vs 0.45). Notably, few-shot LLaMA 4 successfully identified rare specialized categories unmodeled by the encoder, including cause of death (CoD: 0.50 F1; P = 0.67) and rule-out diagnoses (RO: 0.33 F1), while confirmed secondary diagnoses presented the steepest generalization gap (sDx: 0.77 vs 0.19). Error anatomy (Figure 6b) on the complete VAERS corpus (N = 1,000 reports) revealed that BioBERT achieved a high proportion of exact matches (56.0% vs 21.3%; 29,984 vs 12,026 spans) and low coverage errors (6.9% vs 13.7%; 3,679 vs 7,762 spans). Importantly, aligning the prompt to the official 11-category guideline substantially reduced LLaMA 4 hallucinations by 52.8% (spurious spans decreased from 33,421 down to 15,782; 27.9% vs 20.5% for BioBERT), while missed entities accounted for 37.0% (20,902 spans) versus 16.6% (8,875 spans) for BioBERT. Confusion breakdowns (Figure 6c &amp; 6d) demonstrated that the primary error mode for both models was distinguishing secondary diagnoses from adverse symptoms (sDx → SYM: 2,174 for BioBERT; 8,295 for LLaMA 4), alongside reciprocal symptom-to-diagnosis shifts (SYM → sDx: 921 for BioBERT; 1,320 for LLaMA 4) and symptom conflation with medical history (SYM → MHx: 908 for LLaMA 4) and lab findings (SYM → Lab: 647 for BioBERT; 906 for LLaMA 4).</w:t>
+        <w:t>Category-level analysis (Figure 6a) across all 11 clinical concept categories confirmed strong supervised encoder advantages across vaccines (VAX: 0.93 vs 0.85), treatments (TX: 0.92 vs 0.76), secondary diagnoses (sDx: 0.87 vs 0.62), medical history (MHx: 0.85 vs 0.58), patient clinical status (STATUS: 0.83 vs 0.61), primary diagnoses (pDx: 0.83 vs 0.70), adverse-event symptoms (SYM: 0.78 vs 0.57), laboratory findings (Lab: 0.76 vs 0.56), and family history (FHx: 0.65 vs 0.51). Notably, few-shot LLaMA 4 successfully extracted specialized categories unmodeled by the encoder, including cause of death (CoD: 0.70 F1; P = 0.67, R = 0.73) and rule-out diagnoses (RO: 0.53 F1), while overall micro-average performance reached 0.84 for BioBERT versus 0.64 for LLaMA 4. Error anatomy (Figure 6b) on the complete VAERS corpus (N = 1,000 reports) evaluated under 1-to-1 best-overlap matching revealed that BioBERT achieved 64.5% exact matches (15,068 spans) and 19.3% coverage errors (4,506 spans), with only 8.9% spurious spans (2,081) and 7.3% misses (1,711). In contrast, LLaMA 4 produced 30.4% exact matches (12,015 spans) and 49.3% coverage errors (19,476 spans), while spurious hallucinations (10.3%; 4,079 spans) and true unpredicted omissions (10.0%; 3,972 spans) remained balanced. Confusion breakdowns (Figure 6c &amp; 6d) demonstrated that the predominant error mode for LLaMA 4 was subsuming secondary diagnoses under adverse symptoms (sDx → SYM: 4,452), accompanied by reciprocal symptom-to-diagnosis misclassifications (SYM → sDx: 1,093), symptom conflation with medical history (SYM → MHx: 758), and symptom labeling of laboratory results (SYM → Lab: 745). For BioBERT, confusions similarly peaked at sDx → SYM (782) and SYM → sDx (350), but at markedly lower absolute frequencies.</w:t>
       </w:r>
     </w:p>
     <w:p/>
@@ -7091,7 +7091,7 @@
         </w:rPr>
       </w:pPr>
       <w:r>
-        <w:t>Figure 6. Cross-Domain Annotation Benchmark and Error Anatomy on the Full VAERS Vaccine Safety Corpus Across 11 Concept Categories (N = 1,000 Reports). (a) Per-category performance across all 11 clinical concept categories and overall micro-average for BioBERT (Blue) vs. LLaMA 4 (Pink-Coral), showing F1 bars and precision/recall trajectories. (b) M/C/S/N error distribution for BioBERT vs. LLaMA 4 across the complete corpus. (c) BioBERT top label misclassifications (X-axis: 0–9,500). (d) LLaMA 4 top label misclassifications (X-axis: 0–9,500, aligned with panel c).</w:t>
+        <w:t>Figure 6. Cross-Domain Annotation Benchmark and Error Anatomy on the Full VAERS Vaccine Safety Corpus Across 11 Concept Categories (N = 1,000 Reports). (a) Per-category performance across all 11 clinical concept categories and overall micro-average for BioBERT (Blue) vs. LLaMA 4 (Pink-Coral), showing F1 bars and precision/recall trajectories. (b) M/C/S/N error distribution for BioBERT vs. LLaMA 4 evaluated using 1-to-1 best-overlap matching (M: exact match; C: coverage and conflation error; S: spurious prediction; N: miss). (c) BioBERT top label misclassifications (X-axis: 0–5,200). (d) LLaMA 4 top label misclassifications (X-axis: 0–5,200, aligned with panel c).</w:t>
       </w:r>
     </w:p>
     <w:p/>
@@ -7870,7 +7870,7 @@
     </w:p>
     <w:p>
       <w:r>
-        <w:t>To rigorously verify neural network optimization stability, we conducted 5 independent training runs using random initialization seeds (42, 123, 456, 789, 1011) across both FAERS 4-fold LOO (20 total model runs, 17 categories) and VAERS 10-fold CV (50 total model runs). As summarized in Table 6, cross-seed variance was exceptionally low across both datasets. On FAERS, strict F1 averaged 0.5685 ± 0.0080 (0.7463 ± 0.0076 Adapted F1) across the 5 seeds. On VAERS, strict F1 averaged 0.6595 ± 0.0015 (0.7882 ± 0.0022 Adapted F1) across the 5 seeds. These findings confirm that supervised BioBERT convergence is remarkably robust to stochastic weight initialization, with between-series clinical diversity accounting for substantially greater performance variance than random initialization.</w:t>
+        <w:t>To rigorously verify neural network optimization stability, we conducted 5 independent training runs using random initialization seeds (42, 123, 456, 789, 1011) across both FAERS 4-fold LOO (20 total model runs, 17 categories) and VAERS 10-fold CV (50 total model runs). As summarized in Table 6, cross-seed variance was exceptionally low across both datasets. On FAERS, strict F1 averaged 0.5685 ± 0.0080 (0.7463 ± 0.0076 Adapted F1) across the 5 seeds. On VAERS, strict F1 averaged 0.7009 ± 0.0016 (0.8397 ± 0.0018 Adapted F1) across the 5 seeds. These findings confirm that supervised BioBERT convergence is remarkably robust to stochastic weight initialization, with between-series clinical diversity accounting for substantially greater performance variance than random initialization.</w:t>
       </w:r>
     </w:p>
     <w:p>
@@ -8808,7 +8808,7 @@
                 <w:color w:val="222222"/>
                 <w:sz w:val="16"/>
               </w:rPr>
-              <w:t>0.6594 ± 0.0196</w:t>
+              <w:t>0.7015 ± 0.0174</w:t>
             </w:r>
           </w:p>
         </w:tc>
@@ -8837,7 +8837,7 @@
                 <w:color w:val="222222"/>
                 <w:sz w:val="16"/>
               </w:rPr>
-              <w:t>0.7848 ± 0.0127</w:t>
+              <w:t>0.8370 ± 0.0095</w:t>
             </w:r>
           </w:p>
         </w:tc>
@@ -8926,7 +8926,7 @@
                 <w:color w:val="222222"/>
                 <w:sz w:val="16"/>
               </w:rPr>
-              <w:t>0.6601 ± 0.0175</w:t>
+              <w:t>0.7013 ± 0.0156</w:t>
             </w:r>
           </w:p>
         </w:tc>
@@ -8955,7 +8955,7 @@
                 <w:color w:val="222222"/>
                 <w:sz w:val="16"/>
               </w:rPr>
-              <w:t>0.7891 ± 0.0104</w:t>
+              <w:t>0.8405 ± 0.0070</w:t>
             </w:r>
           </w:p>
         </w:tc>
@@ -9044,7 +9044,7 @@
                 <w:color w:val="222222"/>
                 <w:sz w:val="16"/>
               </w:rPr>
-              <w:t>0.6593 ± 0.0218</w:t>
+              <w:t>0.7008 ± 0.0202</w:t>
             </w:r>
           </w:p>
         </w:tc>
@@ -9073,7 +9073,7 @@
                 <w:color w:val="222222"/>
                 <w:sz w:val="16"/>
               </w:rPr>
-              <w:t>0.7883 ± 0.0138</w:t>
+              <w:t>0.8400 ± 0.0113</w:t>
             </w:r>
           </w:p>
         </w:tc>
@@ -9162,7 +9162,7 @@
                 <w:color w:val="222222"/>
                 <w:sz w:val="16"/>
               </w:rPr>
-              <w:t>0.6615 ± 0.0159</w:t>
+              <w:t>0.7026 ± 0.0152</w:t>
             </w:r>
           </w:p>
         </w:tc>
@@ -9191,7 +9191,7 @@
                 <w:color w:val="222222"/>
                 <w:sz w:val="16"/>
               </w:rPr>
-              <w:t>0.7907 ± 0.0095</w:t>
+              <w:t>0.8419 ± 0.0082</w:t>
             </w:r>
           </w:p>
         </w:tc>
@@ -9280,7 +9280,7 @@
                 <w:color w:val="222222"/>
                 <w:sz w:val="16"/>
               </w:rPr>
-              <w:t>0.6574 ± 0.0169</w:t>
+              <w:t>0.6983 ± 0.0159</w:t>
             </w:r>
           </w:p>
         </w:tc>
@@ -9309,7 +9309,7 @@
                 <w:color w:val="222222"/>
                 <w:sz w:val="16"/>
               </w:rPr>
-              <w:t>0.7879 ± 0.0106</w:t>
+              <w:t>0.8389 ± 0.0091</w:t>
             </w:r>
           </w:p>
         </w:tc>
@@ -9398,7 +9398,7 @@
                 <w:color w:val="222222"/>
                 <w:sz w:val="16"/>
               </w:rPr>
-              <w:t>0.6595 ± 0.0015</w:t>
+              <w:t>0.7009 ± 0.0016</w:t>
             </w:r>
           </w:p>
         </w:tc>
@@ -9427,7 +9427,7 @@
                 <w:color w:val="222222"/>
                 <w:sz w:val="16"/>
               </w:rPr>
-              <w:t>0.7882 ± 0.0022</w:t>
+              <w:t>0.8397 ± 0.0018</w:t>
             </w:r>
           </w:p>
         </w:tc>
